--- a/job-search/resumes/22_Leidos_Holdings_Data_Analyst.docx
+++ b/job-search/resumes/22_Leidos_Holdings_Data_Analyst.docx
@@ -56,7 +56,7 @@
     </w:p>
     <w:p>
       <w:pPr>
-        <w:spacing w:after="60" w:before="160" w:line="240" w:lineRule="auto"/>
+        <w:spacing w:after="60" w:before="140" w:line="240" w:lineRule="auto"/>
         <w:pBdr>
           <w:bottom w:val="single" w:sz="6" w:space="2" w:color="BFBFBF"/>
         </w:pBdr>
@@ -84,12 +84,12 @@
           <w:i w:val="0"/>
           <w:sz w:val="20"/>
         </w:rPr>
-        <w:t>Data analyst with 6+ years turning complex, high-volume enterprise datasets into decisions, owning the work end to end from extraction and modelling through dashboards and executive reporting. Advanced SQL and Python, Power BI and Tableau, with a track record of dashboards that cut reporting time and KPI frameworks leadership actually uses. Comfortable across SAP, SQL Server, Snowflake and Informatica, performing impact and scope analysis over integrated systems before build. Forecast accuracy improved 25% at Bath &amp; Body Works and 20% at GSK through statistical modelling and structured performance review. M.S. Information Systems; B.E. Industrial Engineering.</w:t>
+        <w:t>Business analyst with 6+ years acting as the bridge between business partners and technical teams, translating business need into requirements that hold through design, build, testing and release. Writes user stories and acceptance criteria, authors test cases, partners with QA through defect triage, and drives UAT and business acceptance to formal sign-off. Forecast accuracy improved 25% at Bath &amp; Body Works and 20% at GSK through statistical modeling and structured performance review. Advanced SQL and Python with Power BI and Tableau — dashboards that cut reporting time 30% and KPI frameworks presented monthly to senior leadership.</w:t>
       </w:r>
     </w:p>
     <w:p>
       <w:pPr>
-        <w:spacing w:after="60" w:before="160" w:line="240" w:lineRule="auto"/>
+        <w:spacing w:after="60" w:before="140" w:line="240" w:lineRule="auto"/>
         <w:pBdr>
           <w:bottom w:val="single" w:sz="6" w:space="2" w:color="BFBFBF"/>
         </w:pBdr>
@@ -117,12 +117,12 @@
           <w:i w:val="0"/>
           <w:sz w:val="19"/>
         </w:rPr>
-        <w:t>SQL &amp; Python Analysis  ·  Power BI &amp; Tableau Dashboards  ·  KPI Design &amp; Executive Reporting  ·  Ad-hoc &amp; Self-Service Reporting  ·  Systems &amp; Integration Impact Analysis  ·  ERP (SAP) Implementation Support  ·  Solution Documentation  ·  Forecasting &amp; Predictive Modeling  ·  Statistical Analysis &amp; Regression  ·  Capacity &amp; Scenario Modeling  ·  Cross-Functional Collaboration  ·  Requirements Elicitation &amp; Documentation</w:t>
+        <w:t>data visualization  ·  machine learning (Scikit-learn; MS coursework)  ·  statistical analysis  ·  Python (Pandas, NumPy, Scikit-learn)  ·  test planning  ·  data validation  ·  system &amp; data integration  ·  Agile  ·  Scrum  ·  cross-functional collaboration  ·  logistics &amp; transportation analysis  ·  SQL &amp; Python analysis</w:t>
       </w:r>
     </w:p>
     <w:p>
       <w:pPr>
-        <w:spacing w:after="60" w:before="160" w:line="240" w:lineRule="auto"/>
+        <w:spacing w:after="60" w:before="140" w:line="240" w:lineRule="auto"/>
         <w:pBdr>
           <w:bottom w:val="single" w:sz="6" w:space="2" w:color="BFBFBF"/>
         </w:pBdr>
@@ -149,14 +149,14 @@
           <w:b/>
           <w:sz w:val="20"/>
         </w:rPr>
-        <w:t xml:space="preserve">Analytics &amp; Querying: </w:t>
+        <w:t xml:space="preserve">Analytics &amp; Modeling: </w:t>
       </w:r>
       <w:r>
         <w:rPr>
           <w:rFonts w:ascii="Calibri" w:hAnsi="Calibri"/>
           <w:sz w:val="20"/>
         </w:rPr>
-        <w:t>SQL (advanced), Python (Pandas, NumPy, Scikit-learn), Excel (advanced), SAS, VBA, PowerShell</w:t>
+        <w:t>machine learning (Scikit-learn; MS coursework), statistical analysis, forecasting, root cause analysis</w:t>
       </w:r>
     </w:p>
     <w:p>
@@ -176,7 +176,67 @@
           <w:rFonts w:ascii="Calibri" w:hAnsi="Calibri"/>
           <w:sz w:val="20"/>
         </w:rPr>
-        <w:t>Power BI (DAX, Power Query), Tableau, SSRS, executive dashboards, KPI scorecards</w:t>
+        <w:t>data visualization, Power BI (DAX, Power Query), Tableau, SSRS, dashboards, KPI design &amp; monitoring</w:t>
+      </w:r>
+    </w:p>
+    <w:p>
+      <w:pPr>
+        <w:spacing w:after="20" w:before="0" w:line="240" w:lineRule="auto"/>
+      </w:pPr>
+      <w:r>
+        <w:rPr>
+          <w:rFonts w:ascii="Calibri" w:hAnsi="Calibri"/>
+          <w:b/>
+          <w:sz w:val="20"/>
+        </w:rPr>
+        <w:t xml:space="preserve">Delivery &amp; Tools: </w:t>
+      </w:r>
+      <w:r>
+        <w:rPr>
+          <w:rFonts w:ascii="Calibri" w:hAnsi="Calibri"/>
+          <w:sz w:val="20"/>
+        </w:rPr>
+        <w:t>Agile, Scrum, cross-functional collaboration, Agile/Scrum, Waterfall, JIRA, Confluence, stakeholder management</w:t>
+      </w:r>
+    </w:p>
+    <w:p>
+      <w:pPr>
+        <w:spacing w:after="20" w:before="0" w:line="240" w:lineRule="auto"/>
+      </w:pPr>
+      <w:r>
+        <w:rPr>
+          <w:rFonts w:ascii="Calibri" w:hAnsi="Calibri"/>
+          <w:b/>
+          <w:sz w:val="20"/>
+        </w:rPr>
+        <w:t xml:space="preserve">Testing &amp; Quality: </w:t>
+      </w:r>
+      <w:r>
+        <w:rPr>
+          <w:rFonts w:ascii="Calibri" w:hAnsi="Calibri"/>
+          <w:sz w:val="20"/>
+        </w:rPr>
+        <w:t>test planning, data validation</w:t>
+      </w:r>
+    </w:p>
+    <w:p>
+      <w:pPr>
+        <w:spacing w:after="20" w:before="0" w:line="240" w:lineRule="auto"/>
+      </w:pPr>
+      <w:r>
+        <w:rPr>
+          <w:rFonts w:ascii="Calibri" w:hAnsi="Calibri"/>
+          <w:b/>
+          <w:sz w:val="20"/>
+        </w:rPr>
+        <w:t xml:space="preserve">Languages &amp; Querying: </w:t>
+      </w:r>
+      <w:r>
+        <w:rPr>
+          <w:rFonts w:ascii="Calibri" w:hAnsi="Calibri"/>
+          <w:sz w:val="20"/>
+        </w:rPr>
+        <w:t>Python (Pandas, NumPy, Scikit-learn), SQL (advanced), Excel (advanced), VBA</w:t>
       </w:r>
     </w:p>
     <w:p>
@@ -196,7 +256,7 @@
           <w:rFonts w:ascii="Calibri" w:hAnsi="Calibri"/>
           <w:sz w:val="20"/>
         </w:rPr>
-        <w:t>ETL pipeline development, Informatica, large-dataset cleaning &amp; processing, data modeling, database design, system integration</w:t>
+        <w:t>system &amp; data integration, ETL pipeline development, Informatica, data modeling</w:t>
       </w:r>
     </w:p>
     <w:p>
@@ -209,59 +269,19 @@
           <w:b/>
           <w:sz w:val="20"/>
         </w:rPr>
-        <w:t xml:space="preserve">Modeling &amp; Planning: </w:t>
+        <w:t xml:space="preserve">Domain Expertise: </w:t>
       </w:r>
       <w:r>
         <w:rPr>
           <w:rFonts w:ascii="Calibri" w:hAnsi="Calibri"/>
           <w:sz w:val="20"/>
         </w:rPr>
-        <w:t>Forecasting, demand planning, regression, statistical analysis, capacity modeling, NLP</w:t>
+        <w:t>logistics &amp; transportation analysis</w:t>
       </w:r>
     </w:p>
     <w:p>
       <w:pPr>
-        <w:spacing w:after="20" w:before="0" w:line="240" w:lineRule="auto"/>
-      </w:pPr>
-      <w:r>
-        <w:rPr>
-          <w:rFonts w:ascii="Calibri" w:hAnsi="Calibri"/>
-          <w:b/>
-          <w:sz w:val="20"/>
-        </w:rPr>
-        <w:t xml:space="preserve">Business Analysis: </w:t>
-      </w:r>
-      <w:r>
-        <w:rPr>
-          <w:rFonts w:ascii="Calibri" w:hAnsi="Calibri"/>
-          <w:sz w:val="20"/>
-        </w:rPr>
-        <w:t>Requirements elicitation, functional &amp; non-functional specs, user stories, acceptance criteria, process flows (Visio), current/future-state and gap analysis</w:t>
-      </w:r>
-    </w:p>
-    <w:p>
-      <w:pPr>
-        <w:spacing w:after="20" w:before="0" w:line="240" w:lineRule="auto"/>
-      </w:pPr>
-      <w:r>
-        <w:rPr>
-          <w:rFonts w:ascii="Calibri" w:hAnsi="Calibri"/>
-          <w:b/>
-          <w:sz w:val="20"/>
-        </w:rPr>
-        <w:t xml:space="preserve">Cloud &amp; Delivery: </w:t>
-      </w:r>
-      <w:r>
-        <w:rPr>
-          <w:rFonts w:ascii="Calibri" w:hAnsi="Calibri"/>
-          <w:sz w:val="20"/>
-        </w:rPr>
-        <w:t>Cloud platforms (AWS/Azure/GCP), CI/CD pipelines, Snowflake, SQL Server</w:t>
-      </w:r>
-    </w:p>
-    <w:p>
-      <w:pPr>
-        <w:spacing w:after="60" w:before="160" w:line="240" w:lineRule="auto"/>
+        <w:spacing w:after="60" w:before="140" w:line="240" w:lineRule="auto"/>
         <w:pBdr>
           <w:bottom w:val="single" w:sz="6" w:space="2" w:color="BFBFBF"/>
         </w:pBdr>
@@ -317,6 +337,20 @@
           <w:rFonts w:ascii="Calibri" w:hAnsi="Calibri"/>
           <w:sz w:val="20"/>
         </w:rPr>
+        <w:t>Developed SQL and Python analyses across large-scale sales datasets to surface demand-supply imbalances, improving forecast accuracy 25% and informing inventory and capacity decisions.</w:t>
+      </w:r>
+    </w:p>
+    <w:p>
+      <w:pPr>
+        <w:pStyle w:val="ListBullet"/>
+        <w:spacing w:after="40" w:before="0" w:line="240" w:lineRule="auto"/>
+        <w:ind w:left="259" w:hanging="187"/>
+      </w:pPr>
+      <w:r>
+        <w:rPr>
+          <w:rFonts w:ascii="Calibri" w:hAnsi="Calibri"/>
+          <w:sz w:val="20"/>
+        </w:rPr>
         <w:t>Engineered and deployed interactive Power BI dashboards integrating disparate enterprise data sources, cutting reporting time 30% and generating $20,000 in annual savings.</w:t>
       </w:r>
     </w:p>
@@ -331,7 +365,7 @@
           <w:rFonts w:ascii="Calibri" w:hAnsi="Calibri"/>
           <w:sz w:val="20"/>
         </w:rPr>
-        <w:t>Built analytical models for the transportation function that exposed critical deficiencies in the bidding process, delivering recommendations worth $10M in annual cost savings.</w:t>
+        <w:t>Execute SQL against backend databases for extraction, validation and reconciliation, confirming delivered data matches documented requirements before release.</w:t>
       </w:r>
     </w:p>
     <w:p>
@@ -345,7 +379,7 @@
           <w:rFonts w:ascii="Calibri" w:hAnsi="Calibri"/>
           <w:sz w:val="20"/>
         </w:rPr>
-        <w:t>Developed SQL and Python analyses across large-scale sales datasets to surface demand-supply imbalances, improving forecast accuracy 25% and informing inventory and capacity decisions.</w:t>
+        <w:t>Partnered with product and operations teams to turn analysis into process improvements, contributing to a $10,000 monthly labor cost reduction.</w:t>
       </w:r>
     </w:p>
     <w:p>
@@ -387,7 +421,7 @@
           <w:rFonts w:ascii="Calibri" w:hAnsi="Calibri"/>
           <w:sz w:val="20"/>
         </w:rPr>
-        <w:t>Execute SQL against backend databases for extraction, validation and reconciliation, confirming delivered data matches documented requirements before release.</w:t>
+        <w:t>Built analytical models for the transportation function that exposed critical deficiencies in the bidding process, delivering recommendations worth $10M in annual cost savings.</w:t>
       </w:r>
     </w:p>
     <w:p>
@@ -402,20 +436,6 @@
           <w:sz w:val="20"/>
         </w:rPr>
         <w:t>Designed a carton-sizing optimization model that saved 200 man-hours per month through data-driven change to inventory processes.</w:t>
-      </w:r>
-    </w:p>
-    <w:p>
-      <w:pPr>
-        <w:pStyle w:val="ListBullet"/>
-        <w:spacing w:after="40" w:before="0" w:line="240" w:lineRule="auto"/>
-        <w:ind w:left="259" w:hanging="187"/>
-      </w:pPr>
-      <w:r>
-        <w:rPr>
-          <w:rFonts w:ascii="Calibri" w:hAnsi="Calibri"/>
-          <w:sz w:val="20"/>
-        </w:rPr>
-        <w:t>Partnered with product and operations teams to turn analysis into process improvements, contributing to a $10,000 monthly labor cost reduction.</w:t>
       </w:r>
     </w:p>
     <w:p>
@@ -471,6 +491,34 @@
           <w:rFonts w:ascii="Calibri" w:hAnsi="Calibri"/>
           <w:sz w:val="20"/>
         </w:rPr>
+        <w:t>Led migration of manual data processes into SAP, applying master data management and validation controls to achieve 100% data integrity and cut data entry errors 40%.</w:t>
+      </w:r>
+    </w:p>
+    <w:p>
+      <w:pPr>
+        <w:pStyle w:val="ListBullet"/>
+        <w:spacing w:after="40" w:before="0" w:line="240" w:lineRule="auto"/>
+        <w:ind w:left="259" w:hanging="187"/>
+      </w:pPr>
+      <w:r>
+        <w:rPr>
+          <w:rFonts w:ascii="Calibri" w:hAnsi="Calibri"/>
+          <w:sz w:val="20"/>
+        </w:rPr>
+        <w:t>Managed and analyzed data for 1,000+ pharmaceutical SKUs across East and West Africa, building reporting infrastructure to monitor supply-demand balance and flag inventory risk in real time.</w:t>
+      </w:r>
+    </w:p>
+    <w:p>
+      <w:pPr>
+        <w:pStyle w:val="ListBullet"/>
+        <w:spacing w:after="40" w:before="0" w:line="240" w:lineRule="auto"/>
+        <w:ind w:left="259" w:hanging="187"/>
+      </w:pPr>
+      <w:r>
+        <w:rPr>
+          <w:rFonts w:ascii="Calibri" w:hAnsi="Calibri"/>
+          <w:sz w:val="20"/>
+        </w:rPr>
         <w:t>Improved demand forecast accuracy 20% through recurring performance reviews with planners and business subject-matter experts, using statistical models and historical trend analysis.</w:t>
       </w:r>
     </w:p>
@@ -499,7 +547,7 @@
           <w:rFonts w:ascii="Calibri" w:hAnsi="Calibri"/>
           <w:sz w:val="20"/>
         </w:rPr>
-        <w:t>Managed and analyzed data for 1,000+ pharmaceutical SKUs across East and West Africa, building reporting infrastructure to monitor supply-demand balance and flag inventory risk in real time.</w:t>
+        <w:t>Validated delivered functionality against documented requirements through structured business acceptance testing at cutover.</w:t>
       </w:r>
     </w:p>
     <w:p>
@@ -513,40 +561,12 @@
           <w:rFonts w:ascii="Calibri" w:hAnsi="Calibri"/>
           <w:sz w:val="20"/>
         </w:rPr>
-        <w:t>Led migration of manual data processes into SAP, applying master data management and validation controls to achieve 100% data integrity and cut data entry errors 40%.</w:t>
+        <w:t>Performed impact and scope analysis across supported applications and integrations, identifying systems impacts, dependencies and requirement gaps before build.</w:t>
       </w:r>
     </w:p>
     <w:p>
       <w:pPr>
-        <w:pStyle w:val="ListBullet"/>
-        <w:spacing w:after="40" w:before="0" w:line="240" w:lineRule="auto"/>
-        <w:ind w:left="259" w:hanging="187"/>
-      </w:pPr>
-      <w:r>
-        <w:rPr>
-          <w:rFonts w:ascii="Calibri" w:hAnsi="Calibri"/>
-          <w:sz w:val="20"/>
-        </w:rPr>
-        <w:t>Ran daily supply-demand gap analysis using VBA, Power BI, Tableau and PowerShell, reducing stockouts 30% through proactive insight delivery.</w:t>
-      </w:r>
-    </w:p>
-    <w:p>
-      <w:pPr>
-        <w:pStyle w:val="ListBullet"/>
-        <w:spacing w:after="40" w:before="0" w:line="240" w:lineRule="auto"/>
-        <w:ind w:left="259" w:hanging="187"/>
-      </w:pPr>
-      <w:r>
-        <w:rPr>
-          <w:rFonts w:ascii="Calibri" w:hAnsi="Calibri"/>
-          <w:sz w:val="20"/>
-        </w:rPr>
-        <w:t>Established a standardized Informatica ETL operating procedure for product data ingestion into SAP, creating consistent, auditable and lineage-traceable data flows across business functions.</w:t>
-      </w:r>
-    </w:p>
-    <w:p>
-      <w:pPr>
-        <w:spacing w:after="60" w:before="160" w:line="240" w:lineRule="auto"/>
+        <w:spacing w:after="60" w:before="140" w:line="240" w:lineRule="auto"/>
         <w:pBdr>
           <w:bottom w:val="single" w:sz="6" w:space="2" w:color="BFBFBF"/>
         </w:pBdr>
@@ -621,7 +641,7 @@
     </w:p>
     <w:sectPr>
       <w:pgSz w:w="12240" w:h="15840"/>
-      <w:pgMar w:top="720" w:right="936" w:bottom="720" w:left="936" w:header="720" w:footer="720" w:gutter="0"/>
+      <w:pgMar w:top="720" w:right="864" w:bottom="720" w:left="864" w:header="720" w:footer="720" w:gutter="0"/>
       <w:cols w:space="720"/>
       <w:docGrid w:linePitch="360"/>
     </w:sectPr>
